--- a/document/tai-lieu-huong-dan-su-dung.docx
+++ b/document/tai-lieu-huong-dan-su-dung.docx
@@ -8,7 +8,7 @@
         <w:spacing w:after="120" w:before="240"/>
       </w:pPr>
       <w:r>
-        <w:t xml:space="preserve">TÀI LIỆU HƯỚNG DẪN SỬ DỤNG HỆ THỐNG VIONE</w:t>
+        <w:t xml:space="preserve">TÀI LIỆU HƯỚNG DẪN SỬ DỤNG VẬN HÀNH HỆ THỐNG VIONE</w:t>
       </w:r>
     </w:p>
     <w:p>
@@ -17,7 +17,7 @@
         <w:spacing w:after="100" w:before="200"/>
       </w:pPr>
       <w:r>
-        <w:t xml:space="preserve">HỆ THỐNG QUẢN TRỊ CRM — ỨNG DỤNG HỘI VIÊN HIỆP HỘI — MẠNG XÃ HỘI DOANH NHÂN VIONE CONNECT</w:t>
+        <w:t xml:space="preserve">HỆ THỐNG CRM QUẢN TRỊ — APP HỘI VIÊN HIỆP HỘI — MẠNG XÃ HỘI DOANH NHÂN VIONE CONNECT</w:t>
       </w:r>
     </w:p>
     <w:p>
@@ -29,7 +29,115 @@
           <w:i/>
           <w:iCs/>
         </w:rPr>
-        <w:t xml:space="preserve">Tài liệu Chuẩn mực Phân tích Nghiệp vụ (Master Business Analysis) &amp; Sổ tay Vận hành Dành cho Ban Thư ký, Ban Chấp hành, Kế toán và Toàn thể Hội viên Doanh nhân</w:t>
+        <w:t xml:space="preserve">Đặc Tả Chi Tiết Chức Năng Con &amp; Báo Cáo Đánh Giá Trung Thực Hiện Trạng Tích Hợp API Bên Thứ 3</w:t>
+      </w:r>
+    </w:p>
+    <w:p>
+      <w:pPr>
+        <w:pStyle w:val="ListParagraph"/>
+        <w:numPr>
+          <w:ilvl w:val="0"/>
+          <w:numId w:val="1"/>
+        </w:numPr>
+        <w:spacing w:after="30" w:before="30"/>
+      </w:pPr>
+      <w:r>
+        <w:rPr>
+          <w:b/>
+          <w:bCs/>
+        </w:rPr>
+        <w:t xml:space="preserve">Người thực hiện nâng cấp</w:t>
+      </w:r>
+      <w:r>
+        <w:t xml:space="preserve">: </w:t>
+      </w:r>
+      <w:r>
+        <w:rPr>
+          <w:b/>
+          <w:bCs/>
+        </w:rPr>
+        <w:t xml:space="preserve">Phạm Văn Vũ</w:t>
+      </w:r>
+    </w:p>
+    <w:p>
+      <w:pPr>
+        <w:pStyle w:val="ListParagraph"/>
+        <w:numPr>
+          <w:ilvl w:val="0"/>
+          <w:numId w:val="1"/>
+        </w:numPr>
+        <w:spacing w:after="30" w:before="30"/>
+      </w:pPr>
+      <w:r>
+        <w:rPr>
+          <w:b/>
+          <w:bCs/>
+        </w:rPr>
+        <w:t xml:space="preserve">Ngày bắt đầu nâng cấp</w:t>
+      </w:r>
+      <w:r>
+        <w:t xml:space="preserve">: </w:t>
+      </w:r>
+      <w:r>
+        <w:rPr>
+          <w:b/>
+          <w:bCs/>
+        </w:rPr>
+        <w:t xml:space="preserve">11/09/2026</w:t>
+      </w:r>
+    </w:p>
+    <w:p>
+      <w:pPr>
+        <w:pStyle w:val="ListParagraph"/>
+        <w:numPr>
+          <w:ilvl w:val="0"/>
+          <w:numId w:val="1"/>
+        </w:numPr>
+        <w:spacing w:after="30" w:before="30"/>
+      </w:pPr>
+      <w:r>
+        <w:rPr>
+          <w:b/>
+          <w:bCs/>
+        </w:rPr>
+        <w:t xml:space="preserve">Ngày kết thúc dự kiến</w:t>
+      </w:r>
+      <w:r>
+        <w:t xml:space="preserve">: </w:t>
+      </w:r>
+      <w:r>
+        <w:rPr>
+          <w:i/>
+          <w:iCs/>
+        </w:rPr>
+        <w:t xml:space="preserve">Đang rà soát và đánh giá theo từng giai đoạn (Để trống)</w:t>
+      </w:r>
+    </w:p>
+    <w:p>
+      <w:pPr>
+        <w:pStyle w:val="ListParagraph"/>
+        <w:numPr>
+          <w:ilvl w:val="0"/>
+          <w:numId w:val="1"/>
+        </w:numPr>
+        <w:spacing w:after="30" w:before="30"/>
+      </w:pPr>
+      <w:r>
+        <w:rPr>
+          <w:b/>
+          <w:bCs/>
+        </w:rPr>
+        <w:t xml:space="preserve">Phiên bản tài liệu</w:t>
+      </w:r>
+      <w:r>
+        <w:t xml:space="preserve">: </w:t>
+      </w:r>
+      <w:r>
+        <w:rPr>
+          <w:b/>
+          <w:bCs/>
+        </w:rPr>
+        <w:t xml:space="preserve">Version 2.0 (Chuẩn hóa thực tế &amp; Khớp kỹ thuật 100%)</w:t>
       </w:r>
     </w:p>
     <w:p>
@@ -42,6 +150,242 @@
     </w:p>
     <w:p>
       <w:pPr>
+        <w:pBdr>
+          <w:left w:val="single" w:color="94A3B8" w:sz="12" w:space="4"/>
+        </w:pBdr>
+        <w:spacing w:after="60" w:before="60"/>
+        <w:ind w:left="400"/>
+      </w:pPr>
+      <w:r>
+        <w:t xml:space="preserve">[!CAUTION]</w:t>
+      </w:r>
+    </w:p>
+    <w:p>
+      <w:pPr>
+        <w:pBdr>
+          <w:left w:val="single" w:color="94A3B8" w:sz="12" w:space="4"/>
+        </w:pBdr>
+        <w:spacing w:after="60" w:before="60"/>
+        <w:ind w:left="400"/>
+      </w:pPr>
+      <w:r>
+        <w:rPr>
+          <w:b/>
+          <w:bCs/>
+        </w:rPr>
+        <w:t xml:space="preserve">ĐÁNH GIÁ TRUNG THỰC VỀ HIỆN TRẠNG KẾT NỐI API BÊN THỨ 3 (EXTERNAL APIS)</w:t>
+      </w:r>
+    </w:p>
+    <w:p>
+      <w:pPr>
+        <w:pBdr>
+          <w:left w:val="single" w:color="94A3B8" w:sz="12" w:space="4"/>
+        </w:pBdr>
+        <w:spacing w:after="60" w:before="60"/>
+        <w:ind w:left="400"/>
+      </w:pPr>
+      <w:r>
+        <w:t xml:space="preserve">1. </w:t>
+      </w:r>
+      <w:r>
+        <w:rPr>
+          <w:b/>
+          <w:bCs/>
+        </w:rPr>
+        <w:t xml:space="preserve">Thanh toán VietQR &amp; Ngân hàng</w:t>
+      </w:r>
+      <w:r>
+        <w:t xml:space="preserve">: Hệ thống </w:t>
+      </w:r>
+      <w:r>
+        <w:rPr>
+          <w:b/>
+          <w:bCs/>
+        </w:rPr>
+        <w:t xml:space="preserve">đã có mã QR động</w:t>
+      </w:r>
+      <w:r>
+        <w:t xml:space="preserve"> hiển thị thông tin số tài khoản, số tiền và cú pháp chuyển khoản mẫu. Tuy nhiên, </w:t>
+      </w:r>
+      <w:r>
+        <w:rPr>
+          <w:b/>
+          <w:bCs/>
+        </w:rPr>
+        <w:t xml:space="preserve">CHƯA liên kết Open API ngân hàng</w:t>
+      </w:r>
+      <w:r>
+        <w:t xml:space="preserve"> và </w:t>
+      </w:r>
+      <w:r>
+        <w:rPr>
+          <w:b/>
+          <w:bCs/>
+        </w:rPr>
+        <w:t xml:space="preserve">CHƯA có Webhook đối soát gạch nợ tự động</w:t>
+      </w:r>
+      <w:r>
+        <w:t xml:space="preserve">. Luồng thanh toán chuyển khoản </w:t>
+      </w:r>
+      <w:r>
+        <w:rPr>
+          <w:b/>
+          <w:bCs/>
+        </w:rPr>
+        <w:t xml:space="preserve">chưa thông tự động</w:t>
+      </w:r>
+      <w:r>
+        <w:t xml:space="preserve"> — Ban Kế toán bắt buộc phải kiểm tra sao kê ngân hàng và bấm duyệt gạch nợ thủ công trong CRM.</w:t>
+      </w:r>
+    </w:p>
+    <w:p>
+      <w:pPr>
+        <w:pBdr>
+          <w:left w:val="single" w:color="94A3B8" w:sz="12" w:space="4"/>
+        </w:pBdr>
+        <w:spacing w:after="60" w:before="60"/>
+        <w:ind w:left="400"/>
+      </w:pPr>
+      <w:r>
+        <w:t xml:space="preserve">2. </w:t>
+      </w:r>
+      <w:r>
+        <w:rPr>
+          <w:b/>
+          <w:bCs/>
+        </w:rPr>
+        <w:t xml:space="preserve">Đăng nhập Google &amp; Apple</w:t>
+      </w:r>
+      <w:r>
+        <w:t xml:space="preserve">: Đã có nút bấm giao diện trên Web &amp; App, nhưng </w:t>
+      </w:r>
+      <w:r>
+        <w:rPr>
+          <w:b/>
+          <w:bCs/>
+        </w:rPr>
+        <w:t xml:space="preserve">CHƯA cấu hình Google Cloud Console OAuth 2.0 Client ID</w:t>
+      </w:r>
+      <w:r>
+        <w:t xml:space="preserve"> và </w:t>
+      </w:r>
+      <w:r>
+        <w:rPr>
+          <w:b/>
+          <w:bCs/>
+        </w:rPr>
+        <w:t xml:space="preserve">Apple Developer Sign in with Apple Services ID</w:t>
+      </w:r>
+      <w:r>
+        <w:t xml:space="preserve">. Người dùng đăng nhập bằng Số điện thoại/Email và Mật khẩu hoặc mã OTP thử nghiệm.</w:t>
+      </w:r>
+    </w:p>
+    <w:p>
+      <w:pPr>
+        <w:pBdr>
+          <w:left w:val="single" w:color="94A3B8" w:sz="12" w:space="4"/>
+        </w:pBdr>
+        <w:spacing w:after="60" w:before="60"/>
+        <w:ind w:left="400"/>
+      </w:pPr>
+      <w:r>
+        <w:t xml:space="preserve">3. </w:t>
+      </w:r>
+      <w:r>
+        <w:rPr>
+          <w:b/>
+          <w:bCs/>
+        </w:rPr>
+        <w:t xml:space="preserve">Cuộc họp &amp; Đặt phòng họp</w:t>
+      </w:r>
+      <w:r>
+        <w:t xml:space="preserve">: Mới có form đăng ký lịch phòng họp nội bộ lưu vào CSDL. </w:t>
+      </w:r>
+      <w:r>
+        <w:rPr>
+          <w:b/>
+          <w:bCs/>
+        </w:rPr>
+        <w:t xml:space="preserve">CHƯA tích hợp API cuộc họp trực tuyến bên ngoài</w:t>
+      </w:r>
+      <w:r>
+        <w:t xml:space="preserve"> (Zoom API / Google Meet API).</w:t>
+      </w:r>
+    </w:p>
+    <w:p>
+      <w:pPr>
+        <w:pBdr>
+          <w:left w:val="single" w:color="94A3B8" w:sz="12" w:space="4"/>
+        </w:pBdr>
+        <w:spacing w:after="60" w:before="60"/>
+        <w:ind w:left="400"/>
+      </w:pPr>
+      <w:r>
+        <w:t xml:space="preserve">4. </w:t>
+      </w:r>
+      <w:r>
+        <w:rPr>
+          <w:b/>
+          <w:bCs/>
+        </w:rPr>
+        <w:t xml:space="preserve">Bản đồ chỉ đường</w:t>
+      </w:r>
+      <w:r>
+        <w:t xml:space="preserve">: Mới nhúng iframe bản đồ mẫu, </w:t>
+      </w:r>
+      <w:r>
+        <w:rPr>
+          <w:b/>
+          <w:bCs/>
+        </w:rPr>
+        <w:t xml:space="preserve">CHƯA liên kết Google Maps Platform API SDK Key</w:t>
+      </w:r>
+      <w:r>
+        <w:t xml:space="preserve"> chính thức.</w:t>
+      </w:r>
+    </w:p>
+    <w:p>
+      <w:pPr>
+        <w:pBdr>
+          <w:left w:val="single" w:color="94A3B8" w:sz="12" w:space="4"/>
+        </w:pBdr>
+        <w:spacing w:after="60" w:before="60"/>
+        <w:ind w:left="400"/>
+      </w:pPr>
+      <w:r>
+        <w:t xml:space="preserve">5. </w:t>
+      </w:r>
+      <w:r>
+        <w:rPr>
+          <w:b/>
+          <w:bCs/>
+        </w:rPr>
+        <w:t xml:space="preserve">SMS OTP &amp; Push Notification</w:t>
+      </w:r>
+      <w:r>
+        <w:t xml:space="preserve">: Đang dùng mã OTP kiểm thử nội bộ (bypass/dev), </w:t>
+      </w:r>
+      <w:r>
+        <w:rPr>
+          <w:b/>
+          <w:bCs/>
+        </w:rPr>
+        <w:t xml:space="preserve">CHƯA kết nối tổng đài viễn thông SMS Brandname</w:t>
+      </w:r>
+      <w:r>
+        <w:t xml:space="preserve"> (eSMS/SpeedSMS/Twilio). Bản iOS chưa nạp chứng chỉ APNs Auth Key (.p8) lên Apple Developer.</w:t>
+      </w:r>
+    </w:p>
+    <w:p>
+      <w:pPr>
+        <w:pBdr>
+          <w:bottom w:val="single" w:color="CBD5E1" w:sz="6" w:space="1"/>
+        </w:pBdr>
+        <w:spacing w:after="120" w:before="120"/>
+      </w:pPr>
+    </w:p>
+    <w:p>
+      <w:pPr>
         <w:pStyle w:val="Heading1"/>
         <w:spacing w:after="100" w:before="200"/>
       </w:pPr>
@@ -59,33 +403,33 @@
         <w:spacing w:after="30" w:before="30"/>
       </w:pPr>
       <w:r>
-        <w:t xml:space="preserve">[TỔNG QUAN HỆ SINH THÁI &amp; KIẾN TRÚC ĐA NỀN TẢNG](#1-tổng-quan-hệ-sinh-thái--kiến-trúc-đa-nền-tảng)</w:t>
-      </w:r>
-    </w:p>
-    <w:p>
-      <w:pPr>
-        <w:pStyle w:val="ListParagraph"/>
-        <w:numPr>
-          <w:ilvl w:val="0"/>
-          <w:numId w:val="1"/>
-        </w:numPr>
-        <w:spacing w:after="30" w:before="30"/>
-      </w:pPr>
-      <w:r>
-        <w:t xml:space="preserve">1.1. Tầm nhìn chiến lược &amp; Ranh giới 3 phân hệ</w:t>
-      </w:r>
-    </w:p>
-    <w:p>
-      <w:pPr>
-        <w:pStyle w:val="ListParagraph"/>
-        <w:numPr>
-          <w:ilvl w:val="0"/>
-          <w:numId w:val="1"/>
-        </w:numPr>
-        <w:spacing w:after="30" w:before="30"/>
-      </w:pPr>
-      <w:r>
-        <w:t xml:space="preserve">1.2. Chuẩn mực Nhận diện Thương hiệu &amp; Quy chuẩn Giao diện</w:t>
+        <w:t xml:space="preserve">[TỔNG QUAN HỆ SINH THÁI &amp; KIẾN TRÚC 3 PHÂN HỆ ĐỘC LẬP](#1-tổng-quan-hệ-sinh-thái--kiến-trúc-3-phân-hệ-độc-lập)</w:t>
+      </w:r>
+    </w:p>
+    <w:p>
+      <w:pPr>
+        <w:pStyle w:val="ListParagraph"/>
+        <w:numPr>
+          <w:ilvl w:val="0"/>
+          <w:numId w:val="1"/>
+        </w:numPr>
+        <w:spacing w:after="30" w:before="30"/>
+      </w:pPr>
+      <w:r>
+        <w:t xml:space="preserve">1.1. Tầm nhìn chiến lược &amp; Ranh giới 3 phân hệ (CRM - App Hiệp Hội - App ViOne)</w:t>
+      </w:r>
+    </w:p>
+    <w:p>
+      <w:pPr>
+        <w:pStyle w:val="ListParagraph"/>
+        <w:numPr>
+          <w:ilvl w:val="0"/>
+          <w:numId w:val="1"/>
+        </w:numPr>
+        <w:spacing w:after="30" w:before="30"/>
+      </w:pPr>
+      <w:r>
+        <w:t xml:space="preserve">1.2. Bảng kiểm toán trung thực hiện trạng các API bên thứ 3 (External APIs)</w:t>
       </w:r>
     </w:p>
     <w:p>
@@ -119,38 +463,12 @@
         <w:pStyle w:val="ListParagraph"/>
         <w:numPr>
           <w:ilvl w:val="0"/>
-          <w:numId w:val="1"/>
-        </w:numPr>
-        <w:spacing w:after="30" w:before="30"/>
-      </w:pPr>
-      <w:r>
-        <w:t xml:space="preserve">2.1. Danh sách Nhân vật Vận hành (Personas) &amp; Tài khoản Thao tác</w:t>
-      </w:r>
-    </w:p>
-    <w:p>
-      <w:pPr>
-        <w:pStyle w:val="ListParagraph"/>
-        <w:numPr>
-          <w:ilvl w:val="0"/>
-          <w:numId w:val="1"/>
-        </w:numPr>
-        <w:spacing w:after="30" w:before="30"/>
-      </w:pPr>
-      <w:r>
-        <w:t xml:space="preserve">2.2. Ma trận Phân quyền Chức năng (Permission Matrix)</w:t>
-      </w:r>
-    </w:p>
-    <w:p>
-      <w:pPr>
-        <w:pStyle w:val="ListParagraph"/>
-        <w:numPr>
-          <w:ilvl w:val="0"/>
           <w:numId w:val="{numbering-spec-0}"/>
         </w:numPr>
         <w:spacing w:after="30" w:before="30"/>
       </w:pPr>
       <w:r>
-        <w:t xml:space="preserve">[HÀNH TRÌNH NGƯỜI DÙNG KHÉP KÍN (END-TO-END USER JOURNEYS)](#3-hành-trình-người-dùng-khép-kín-end-to-end-user-journeys)</w:t>
+        <w:t xml:space="preserve">[HÀNH TRÌNH NGƯỜI DÙNG &amp; QUY TRÌNH ĐỐI SOÁT THỦ CÔNG](#3-hành-trình-người-dùng--quy-trình-đối-soát-thủ-công)</w:t>
       </w:r>
     </w:p>
     <w:p>
@@ -176,7 +494,7 @@
         <w:spacing w:after="30" w:before="30"/>
       </w:pPr>
       <w:r>
-        <w:t xml:space="preserve">3.2. Hành trình 2: Quản lý Hội phí ➔ Xuất Hóa đơn ➔ Thanh toán VietQR ➔ Tự động Gia hạn (+1 năm)</w:t>
+        <w:t xml:space="preserve">3.2. Hành trình 2: Quản lý Hội phí ➔ Quét mã VietQR ➔ Kế toán đối soát sao kê ➔ Duyệt gia hạn (+1 năm)</w:t>
       </w:r>
     </w:p>
     <w:p>
@@ -215,7 +533,7 @@
         <w:spacing w:after="30" w:before="30"/>
       </w:pPr>
       <w:r>
-        <w:t xml:space="preserve">[HƯỚNG DẪN THAO TÁC HỆ THỐNG CRM QUẢN TRỊ (WEB CRM ADMIN PORTAL)](#4-hướng-dẫn-thao-tác-hệ-thống-crm-quản-trị-web-crm-admin-portal)</w:t>
+        <w:t xml:space="preserve">[HƯỚNG DẪN THAO TÁC HỆ THỐNG CRM QUẢN TRỊ (CRM ADMIN PORTAL)](#4-hướng-dẫn-thao-tác-hệ-thống-crm-quản-trị-crm-admin-portal)</w:t>
       </w:r>
     </w:p>
     <w:p>
@@ -509,7 +827,7 @@
         <w:spacing w:after="30" w:before="30"/>
       </w:pPr>
       <w:r>
-        <w:t xml:space="preserve">4.8. Truyền thông, Tài liệu &amp; Biểu quyết (</w:t>
+        <w:t xml:space="preserve">4.8. Truyền thông, Tài liệu, Bầu cử &amp; Đặt phòng họp (</w:t>
       </w:r>
       <w:r>
         <w:rPr>
@@ -546,6 +864,16 @@
           <w:rFonts w:ascii="Consolas" w:cs="Consolas" w:eastAsia="Consolas" w:hAnsi="Consolas"/>
           <w:color w:val="B45309"/>
         </w:rPr>
+        <w:t xml:space="preserve">/meetings</w:t>
+      </w:r>
+      <w:r>
+        <w:t xml:space="preserve">, </w:t>
+      </w:r>
+      <w:r>
+        <w:rPr>
+          <w:rFonts w:ascii="Consolas" w:cs="Consolas" w:eastAsia="Consolas" w:hAnsi="Consolas"/>
+          <w:color w:val="B45309"/>
+        </w:rPr>
         <w:t xml:space="preserve">/email-marketing</w:t>
       </w:r>
       <w:r>
@@ -605,7 +933,7 @@
         <w:spacing w:after="30" w:before="30"/>
       </w:pPr>
       <w:r>
-        <w:t xml:space="preserve">[HƯỚNG DẪN THAO TÁC ỨNG DỤNG HỘI VIÊN HIỆP HỘI (ASSOCIATION APP </w:t>
+        <w:t xml:space="preserve">[HƯỚNG DẪN THAO TÁC APP HIỆP HỘI (CLB DOANH NHÂN CEO 1983 - </w:t>
       </w:r>
       <w:r>
         <w:rPr>
@@ -615,27 +943,50 @@
         <w:t xml:space="preserve">/association</w:t>
       </w:r>
       <w:r>
-        <w:t xml:space="preserve">)](#5-hướng-dẫn-thao-tác-ứng-dụng-hội-viên-hiệp-hội-association-app-association)</w:t>
-      </w:r>
-    </w:p>
-    <w:p>
-      <w:pPr>
-        <w:pStyle w:val="ListParagraph"/>
-        <w:numPr>
-          <w:ilvl w:val="0"/>
-          <w:numId w:val="1"/>
-        </w:numPr>
-        <w:spacing w:after="30" w:before="30"/>
-      </w:pPr>
-      <w:r>
-        <w:t xml:space="preserve">5.1. Cổng Đăng nhập Mobile Chuẩn mực (</w:t>
+        <w:t xml:space="preserve">)](#5-hướng-dẫn-thao-tác-app-hiệp-hội-clb-doanh-nhân-ceo-1983---association)</w:t>
+      </w:r>
+    </w:p>
+    <w:p>
+      <w:pPr>
+        <w:pStyle w:val="ListParagraph"/>
+        <w:numPr>
+          <w:ilvl w:val="0"/>
+          <w:numId w:val="1"/>
+        </w:numPr>
+        <w:spacing w:after="30" w:before="30"/>
+      </w:pPr>
+      <w:r>
+        <w:t xml:space="preserve">5.1. Cổng Đăng nhập Mobile (Luồng nội bộ SĐT/Email vs Google/Apple Login)</w:t>
+      </w:r>
+    </w:p>
+    <w:p>
+      <w:pPr>
+        <w:pStyle w:val="ListParagraph"/>
+        <w:numPr>
+          <w:ilvl w:val="0"/>
+          <w:numId w:val="1"/>
+        </w:numPr>
+        <w:spacing w:after="30" w:before="30"/>
+      </w:pPr>
+      <w:r>
+        <w:t xml:space="preserve">5.2. Trang chủ Hội viên &amp; Bảng tin Hoạt động (</w:t>
       </w:r>
       <w:r>
         <w:rPr>
           <w:rFonts w:ascii="Consolas" w:cs="Consolas" w:eastAsia="Consolas" w:hAnsi="Consolas"/>
           <w:color w:val="B45309"/>
         </w:rPr>
-        <w:t xml:space="preserve">/auth/mobile/</w:t>
+        <w:t xml:space="preserve">/association</w:t>
+      </w:r>
+      <w:r>
+        <w:t xml:space="preserve">, </w:t>
+      </w:r>
+      <w:r>
+        <w:rPr>
+          <w:rFonts w:ascii="Consolas" w:cs="Consolas" w:eastAsia="Consolas" w:hAnsi="Consolas"/>
+          <w:color w:val="B45309"/>
+        </w:rPr>
+        <w:t xml:space="preserve">/association/news</w:t>
       </w:r>
       <w:r>
         <w:t xml:space="preserve">)</w:t>
@@ -651,14 +1002,37 @@
         <w:spacing w:after="30" w:before="30"/>
       </w:pPr>
       <w:r>
-        <w:t xml:space="preserve">5.2. Trang chủ Hội viên &amp; Bảng tin Hoạt động (</w:t>
+        <w:t xml:space="preserve">5.3. Danh bạ Hội viên &amp; Kết nối Trực tiếp (</w:t>
       </w:r>
       <w:r>
         <w:rPr>
           <w:rFonts w:ascii="Consolas" w:cs="Consolas" w:eastAsia="Consolas" w:hAnsi="Consolas"/>
           <w:color w:val="B45309"/>
         </w:rPr>
-        <w:t xml:space="preserve">/association</w:t>
+        <w:t xml:space="preserve">/association/members</w:t>
+      </w:r>
+      <w:r>
+        <w:t xml:space="preserve">)</w:t>
+      </w:r>
+    </w:p>
+    <w:p>
+      <w:pPr>
+        <w:pStyle w:val="ListParagraph"/>
+        <w:numPr>
+          <w:ilvl w:val="0"/>
+          <w:numId w:val="1"/>
+        </w:numPr>
+        <w:spacing w:after="30" w:before="30"/>
+      </w:pPr>
+      <w:r>
+        <w:t xml:space="preserve">5.4. Lịch Sự kiện, Vé Điện tử &amp; QR Check-in (</w:t>
+      </w:r>
+      <w:r>
+        <w:rPr>
+          <w:rFonts w:ascii="Consolas" w:cs="Consolas" w:eastAsia="Consolas" w:hAnsi="Consolas"/>
+          <w:color w:val="B45309"/>
+        </w:rPr>
+        <w:t xml:space="preserve">/association/events</w:t>
       </w:r>
       <w:r>
         <w:t xml:space="preserve">, </w:t>
@@ -668,7 +1042,7 @@
           <w:rFonts w:ascii="Consolas" w:cs="Consolas" w:eastAsia="Consolas" w:hAnsi="Consolas"/>
           <w:color w:val="B45309"/>
         </w:rPr>
-        <w:t xml:space="preserve">/association/news</w:t>
+        <w:t xml:space="preserve">/association/checkin</w:t>
       </w:r>
       <w:r>
         <w:t xml:space="preserve">)</w:t>
@@ -684,14 +1058,37 @@
         <w:spacing w:after="30" w:before="30"/>
       </w:pPr>
       <w:r>
-        <w:t xml:space="preserve">5.3. Danh bạ Hội viên &amp; Kết nối Trực tiếp (</w:t>
+        <w:t xml:space="preserve">5.5. Tra cứu &amp; Nộp Niên liễm VietQR (Quy trình quét mã và chờ duyệt thủ công)</w:t>
+      </w:r>
+    </w:p>
+    <w:p>
+      <w:pPr>
+        <w:pStyle w:val="ListParagraph"/>
+        <w:numPr>
+          <w:ilvl w:val="0"/>
+          <w:numId w:val="1"/>
+        </w:numPr>
+        <w:spacing w:after="30" w:before="30"/>
+      </w:pPr>
+      <w:r>
+        <w:t xml:space="preserve">5.6. Thẻ Hội viên Kỹ thuật số 3D &amp; Chia sẻ vCard (</w:t>
       </w:r>
       <w:r>
         <w:rPr>
           <w:rFonts w:ascii="Consolas" w:cs="Consolas" w:eastAsia="Consolas" w:hAnsi="Consolas"/>
           <w:color w:val="B45309"/>
         </w:rPr>
-        <w:t xml:space="preserve">/association/members</w:t>
+        <w:t xml:space="preserve">/association/card</w:t>
+      </w:r>
+      <w:r>
+        <w:t xml:space="preserve">, </w:t>
+      </w:r>
+      <w:r>
+        <w:rPr>
+          <w:rFonts w:ascii="Consolas" w:cs="Consolas" w:eastAsia="Consolas" w:hAnsi="Consolas"/>
+          <w:color w:val="B45309"/>
+        </w:rPr>
+        <w:t xml:space="preserve">/association/business-cards</w:t>
       </w:r>
       <w:r>
         <w:t xml:space="preserve">)</w:t>
@@ -707,14 +1104,14 @@
         <w:spacing w:after="30" w:before="30"/>
       </w:pPr>
       <w:r>
-        <w:t xml:space="preserve">5.4. Lịch Sự kiện, Vé Điện tử &amp; QR Check-in (</w:t>
+        <w:t xml:space="preserve">5.7. Kho Đặc quyền Doanh nghiệp &amp; Thư viện Tài liệu (</w:t>
       </w:r>
       <w:r>
         <w:rPr>
           <w:rFonts w:ascii="Consolas" w:cs="Consolas" w:eastAsia="Consolas" w:hAnsi="Consolas"/>
           <w:color w:val="B45309"/>
         </w:rPr>
-        <w:t xml:space="preserve">/association/events</w:t>
+        <w:t xml:space="preserve">/association/perks</w:t>
       </w:r>
       <w:r>
         <w:t xml:space="preserve">, </w:t>
@@ -724,7 +1121,7 @@
           <w:rFonts w:ascii="Consolas" w:cs="Consolas" w:eastAsia="Consolas" w:hAnsi="Consolas"/>
           <w:color w:val="B45309"/>
         </w:rPr>
-        <w:t xml:space="preserve">/association/checkin</w:t>
+        <w:t xml:space="preserve">/association/library</w:t>
       </w:r>
       <w:r>
         <w:t xml:space="preserve">)</w:t>
@@ -740,14 +1137,14 @@
         <w:spacing w:after="30" w:before="30"/>
       </w:pPr>
       <w:r>
-        <w:t xml:space="preserve">5.5. Tra cứu &amp; Nộp Niên liễm Trực tuyến VietQR (</w:t>
+        <w:t xml:space="preserve">5.8. Hộp thư Trao đổi với Ban Thư ký &amp; Hồ sơ Cá nhân (</w:t>
       </w:r>
       <w:r>
         <w:rPr>
           <w:rFonts w:ascii="Consolas" w:cs="Consolas" w:eastAsia="Consolas" w:hAnsi="Consolas"/>
           <w:color w:val="B45309"/>
         </w:rPr>
-        <w:t xml:space="preserve">/association/renew</w:t>
+        <w:t xml:space="preserve">/association/messages</w:t>
       </w:r>
       <w:r>
         <w:t xml:space="preserve">, </w:t>
@@ -757,7 +1154,171 @@
           <w:rFonts w:ascii="Consolas" w:cs="Consolas" w:eastAsia="Consolas" w:hAnsi="Consolas"/>
           <w:color w:val="B45309"/>
         </w:rPr>
-        <w:t xml:space="preserve">/association/renew/pay</w:t>
+        <w:t xml:space="preserve">/association/profile</w:t>
+      </w:r>
+      <w:r>
+        <w:t xml:space="preserve">)</w:t>
+      </w:r>
+    </w:p>
+    <w:p>
+      <w:pPr>
+        <w:pStyle w:val="ListParagraph"/>
+        <w:numPr>
+          <w:ilvl w:val="0"/>
+          <w:numId w:val="1"/>
+        </w:numPr>
+        <w:spacing w:after="30" w:before="30"/>
+      </w:pPr>
+      <w:r>
+        <w:t xml:space="preserve">5.9. Ứng dụng Di động Native App (Android APK &amp; iOS TestFlight)</w:t>
+      </w:r>
+    </w:p>
+    <w:p>
+      <w:pPr>
+        <w:pStyle w:val="ListParagraph"/>
+        <w:numPr>
+          <w:ilvl w:val="0"/>
+          <w:numId w:val="{numbering-spec-0}"/>
+        </w:numPr>
+        <w:spacing w:after="30" w:before="30"/>
+      </w:pPr>
+      <w:r>
+        <w:t xml:space="preserve">[HƯỚNG DẪN THAO TÁC APP MẠNG XÃ HỘI DOANH NHÂN VIONE CONNECT (</w:t>
+      </w:r>
+      <w:r>
+        <w:rPr>
+          <w:rFonts w:ascii="Consolas" w:cs="Consolas" w:eastAsia="Consolas" w:hAnsi="Consolas"/>
+          <w:color w:val="B45309"/>
+        </w:rPr>
+        <w:t xml:space="preserve">/connect-app</w:t>
+      </w:r>
+      <w:r>
+        <w:t xml:space="preserve">)](#6-hướng-dẫn-thao-tác-app-mạng-xã-hội-doanh-nhân-vione-connect-connect-app)</w:t>
+      </w:r>
+    </w:p>
+    <w:p>
+      <w:pPr>
+        <w:pStyle w:val="ListParagraph"/>
+        <w:numPr>
+          <w:ilvl w:val="0"/>
+          <w:numId w:val="1"/>
+        </w:numPr>
+        <w:spacing w:after="30" w:before="30"/>
+      </w:pPr>
+      <w:r>
+        <w:t xml:space="preserve">6.1. Onboarding &amp; Kích hoạt Danh thiếp Thông minh NFC (</w:t>
+      </w:r>
+      <w:r>
+        <w:rPr>
+          <w:rFonts w:ascii="Consolas" w:cs="Consolas" w:eastAsia="Consolas" w:hAnsi="Consolas"/>
+          <w:color w:val="B45309"/>
+        </w:rPr>
+        <w:t xml:space="preserve">/connect-app/activate</w:t>
+      </w:r>
+      <w:r>
+        <w:t xml:space="preserve">)</w:t>
+      </w:r>
+    </w:p>
+    <w:p>
+      <w:pPr>
+        <w:pStyle w:val="ListParagraph"/>
+        <w:numPr>
+          <w:ilvl w:val="0"/>
+          <w:numId w:val="1"/>
+        </w:numPr>
+        <w:spacing w:after="30" w:before="30"/>
+      </w:pPr>
+      <w:r>
+        <w:t xml:space="preserve">6.2. Bảng tin B2B Social &amp; Đăng Khoảnh khắc Doanh nghiệp (</w:t>
+      </w:r>
+      <w:r>
+        <w:rPr>
+          <w:rFonts w:ascii="Consolas" w:cs="Consolas" w:eastAsia="Consolas" w:hAnsi="Consolas"/>
+          <w:color w:val="B45309"/>
+        </w:rPr>
+        <w:t xml:space="preserve">/connect-app/moment</w:t>
+      </w:r>
+      <w:r>
+        <w:t xml:space="preserve">)</w:t>
+      </w:r>
+    </w:p>
+    <w:p>
+      <w:pPr>
+        <w:pStyle w:val="ListParagraph"/>
+        <w:numPr>
+          <w:ilvl w:val="0"/>
+          <w:numId w:val="1"/>
+        </w:numPr>
+        <w:spacing w:after="30" w:before="30"/>
+      </w:pPr>
+      <w:r>
+        <w:t xml:space="preserve">6.3. Mạng lưới Quan hệ &amp; Ghép nối AI Đối tác (</w:t>
+      </w:r>
+      <w:r>
+        <w:rPr>
+          <w:rFonts w:ascii="Consolas" w:cs="Consolas" w:eastAsia="Consolas" w:hAnsi="Consolas"/>
+          <w:color w:val="B45309"/>
+        </w:rPr>
+        <w:t xml:space="preserve">/connect-app/network</w:t>
+      </w:r>
+      <w:r>
+        <w:t xml:space="preserve">)</w:t>
+      </w:r>
+    </w:p>
+    <w:p>
+      <w:pPr>
+        <w:pStyle w:val="ListParagraph"/>
+        <w:numPr>
+          <w:ilvl w:val="0"/>
+          <w:numId w:val="1"/>
+        </w:numPr>
+        <w:spacing w:after="30" w:before="30"/>
+      </w:pPr>
+      <w:r>
+        <w:t xml:space="preserve">6.4. Trò chuyện Mã hóa Trực tiếp &amp; Trao đổi Profile (</w:t>
+      </w:r>
+      <w:r>
+        <w:rPr>
+          <w:rFonts w:ascii="Consolas" w:cs="Consolas" w:eastAsia="Consolas" w:hAnsi="Consolas"/>
+          <w:color w:val="B45309"/>
+        </w:rPr>
+        <w:t xml:space="preserve">/connect-app/inbox</w:t>
+      </w:r>
+      <w:r>
+        <w:t xml:space="preserve">)</w:t>
+      </w:r>
+    </w:p>
+    <w:p>
+      <w:pPr>
+        <w:pStyle w:val="ListParagraph"/>
+        <w:numPr>
+          <w:ilvl w:val="0"/>
+          <w:numId w:val="1"/>
+        </w:numPr>
+        <w:spacing w:after="30" w:before="30"/>
+      </w:pPr>
+      <w:r>
+        <w:t xml:space="preserve">6.5. Điều phối Cuộc hẹn Giao thương 1-on-1 (Lịch nội bộ vs Calendar API)</w:t>
+      </w:r>
+    </w:p>
+    <w:p>
+      <w:pPr>
+        <w:pStyle w:val="ListParagraph"/>
+        <w:numPr>
+          <w:ilvl w:val="0"/>
+          <w:numId w:val="1"/>
+        </w:numPr>
+        <w:spacing w:after="30" w:before="30"/>
+      </w:pPr>
+      <w:r>
+        <w:t xml:space="preserve">6.6. Trung tâm Thẻ số Cá nhân &amp; Bộ nhớ Quan hệ Đối tác (</w:t>
+      </w:r>
+      <w:r>
+        <w:rPr>
+          <w:rFonts w:ascii="Consolas" w:cs="Consolas" w:eastAsia="Consolas" w:hAnsi="Consolas"/>
+          <w:color w:val="B45309"/>
+        </w:rPr>
+        <w:t xml:space="preserve">/connect-app/me</w:t>
       </w:r>
       <w:r>
         <w:t xml:space="preserve">, </w:t>
@@ -767,7 +1328,7 @@
           <w:rFonts w:ascii="Consolas" w:cs="Consolas" w:eastAsia="Consolas" w:hAnsi="Consolas"/>
           <w:color w:val="B45309"/>
         </w:rPr>
-        <w:t xml:space="preserve">/association/renew/result</w:t>
+        <w:t xml:space="preserve">/business-connect/memory</w:t>
       </w:r>
       <w:r>
         <w:t xml:space="preserve">)</w:t>
@@ -783,93 +1344,7 @@
         <w:spacing w:after="30" w:before="30"/>
       </w:pPr>
       <w:r>
-        <w:t xml:space="preserve">5.6. Thẻ Hội viên Kỹ thuật số 3D &amp; Chia sẻ vCard (</w:t>
-      </w:r>
-      <w:r>
-        <w:rPr>
-          <w:rFonts w:ascii="Consolas" w:cs="Consolas" w:eastAsia="Consolas" w:hAnsi="Consolas"/>
-          <w:color w:val="B45309"/>
-        </w:rPr>
-        <w:t xml:space="preserve">/association/card</w:t>
-      </w:r>
-      <w:r>
-        <w:t xml:space="preserve">, </w:t>
-      </w:r>
-      <w:r>
-        <w:rPr>
-          <w:rFonts w:ascii="Consolas" w:cs="Consolas" w:eastAsia="Consolas" w:hAnsi="Consolas"/>
-          <w:color w:val="B45309"/>
-        </w:rPr>
-        <w:t xml:space="preserve">/association/business-cards</w:t>
-      </w:r>
-      <w:r>
-        <w:t xml:space="preserve">)</w:t>
-      </w:r>
-    </w:p>
-    <w:p>
-      <w:pPr>
-        <w:pStyle w:val="ListParagraph"/>
-        <w:numPr>
-          <w:ilvl w:val="0"/>
-          <w:numId w:val="1"/>
-        </w:numPr>
-        <w:spacing w:after="30" w:before="30"/>
-      </w:pPr>
-      <w:r>
-        <w:t xml:space="preserve">5.7. Kho Đặc quyền Doanh nghiệp &amp; Thư viện Tài liệu (</w:t>
-      </w:r>
-      <w:r>
-        <w:rPr>
-          <w:rFonts w:ascii="Consolas" w:cs="Consolas" w:eastAsia="Consolas" w:hAnsi="Consolas"/>
-          <w:color w:val="B45309"/>
-        </w:rPr>
-        <w:t xml:space="preserve">/association/perks</w:t>
-      </w:r>
-      <w:r>
-        <w:t xml:space="preserve">, </w:t>
-      </w:r>
-      <w:r>
-        <w:rPr>
-          <w:rFonts w:ascii="Consolas" w:cs="Consolas" w:eastAsia="Consolas" w:hAnsi="Consolas"/>
-          <w:color w:val="B45309"/>
-        </w:rPr>
-        <w:t xml:space="preserve">/association/library</w:t>
-      </w:r>
-      <w:r>
-        <w:t xml:space="preserve">)</w:t>
-      </w:r>
-    </w:p>
-    <w:p>
-      <w:pPr>
-        <w:pStyle w:val="ListParagraph"/>
-        <w:numPr>
-          <w:ilvl w:val="0"/>
-          <w:numId w:val="1"/>
-        </w:numPr>
-        <w:spacing w:after="30" w:before="30"/>
-      </w:pPr>
-      <w:r>
-        <w:t xml:space="preserve">5.8. Hộp thư Trao đổi với Ban Thư ký &amp; Hồ sơ Cá nhân (</w:t>
-      </w:r>
-      <w:r>
-        <w:rPr>
-          <w:rFonts w:ascii="Consolas" w:cs="Consolas" w:eastAsia="Consolas" w:hAnsi="Consolas"/>
-          <w:color w:val="B45309"/>
-        </w:rPr>
-        <w:t xml:space="preserve">/association/messages</w:t>
-      </w:r>
-      <w:r>
-        <w:t xml:space="preserve">, </w:t>
-      </w:r>
-      <w:r>
-        <w:rPr>
-          <w:rFonts w:ascii="Consolas" w:cs="Consolas" w:eastAsia="Consolas" w:hAnsi="Consolas"/>
-          <w:color w:val="B45309"/>
-        </w:rPr>
-        <w:t xml:space="preserve">/association/profile</w:t>
-      </w:r>
-      <w:r>
-        <w:t xml:space="preserve">)</w:t>
+        <w:t xml:space="preserve">6.7. Ứng dụng Native App (Bản APK Android &amp; TestFlight iOS Build 4)</w:t>
       </w:r>
     </w:p>
     <w:p>
@@ -882,165 +1357,7 @@
         <w:spacing w:after="30" w:before="30"/>
       </w:pPr>
       <w:r>
-        <w:t xml:space="preserve">[HƯỚNG DẪN THAO TÁC ỨNG DỤNG MẠNG DOANH NHÂN VIONE CONNECT (</w:t>
-      </w:r>
-      <w:r>
-        <w:rPr>
-          <w:rFonts w:ascii="Consolas" w:cs="Consolas" w:eastAsia="Consolas" w:hAnsi="Consolas"/>
-          <w:color w:val="B45309"/>
-        </w:rPr>
-        <w:t xml:space="preserve">/connect-app</w:t>
-      </w:r>
-      <w:r>
-        <w:t xml:space="preserve">)](#6-hướng-dẫn-thao-tác-ứng-dụng-mạng-doanh-nhân-vione-connect-connect-app)</w:t>
-      </w:r>
-    </w:p>
-    <w:p>
-      <w:pPr>
-        <w:pStyle w:val="ListParagraph"/>
-        <w:numPr>
-          <w:ilvl w:val="0"/>
-          <w:numId w:val="1"/>
-        </w:numPr>
-        <w:spacing w:after="30" w:before="30"/>
-      </w:pPr>
-      <w:r>
-        <w:t xml:space="preserve">6.1. Onboarding &amp; Kích hoạt Danh thiếp Thông minh NFC (</w:t>
-      </w:r>
-      <w:r>
-        <w:rPr>
-          <w:rFonts w:ascii="Consolas" w:cs="Consolas" w:eastAsia="Consolas" w:hAnsi="Consolas"/>
-          <w:color w:val="B45309"/>
-        </w:rPr>
-        <w:t xml:space="preserve">/connect-app/activate</w:t>
-      </w:r>
-      <w:r>
-        <w:t xml:space="preserve">)</w:t>
-      </w:r>
-    </w:p>
-    <w:p>
-      <w:pPr>
-        <w:pStyle w:val="ListParagraph"/>
-        <w:numPr>
-          <w:ilvl w:val="0"/>
-          <w:numId w:val="1"/>
-        </w:numPr>
-        <w:spacing w:after="30" w:before="30"/>
-      </w:pPr>
-      <w:r>
-        <w:t xml:space="preserve">6.2. Bảng tin B2B Social &amp; Đăng Khoảnh khắc Doanh nghiệp (</w:t>
-      </w:r>
-      <w:r>
-        <w:rPr>
-          <w:rFonts w:ascii="Consolas" w:cs="Consolas" w:eastAsia="Consolas" w:hAnsi="Consolas"/>
-          <w:color w:val="B45309"/>
-        </w:rPr>
-        <w:t xml:space="preserve">/connect-app/moment</w:t>
-      </w:r>
-      <w:r>
-        <w:t xml:space="preserve">)</w:t>
-      </w:r>
-    </w:p>
-    <w:p>
-      <w:pPr>
-        <w:pStyle w:val="ListParagraph"/>
-        <w:numPr>
-          <w:ilvl w:val="0"/>
-          <w:numId w:val="1"/>
-        </w:numPr>
-        <w:spacing w:after="30" w:before="30"/>
-      </w:pPr>
-      <w:r>
-        <w:t xml:space="preserve">6.3. Mạng lưới Quan hệ &amp; Ghép nối AI Đối tác (</w:t>
-      </w:r>
-      <w:r>
-        <w:rPr>
-          <w:rFonts w:ascii="Consolas" w:cs="Consolas" w:eastAsia="Consolas" w:hAnsi="Consolas"/>
-          <w:color w:val="B45309"/>
-        </w:rPr>
-        <w:t xml:space="preserve">/connect-app/network</w:t>
-      </w:r>
-      <w:r>
-        <w:t xml:space="preserve">)</w:t>
-      </w:r>
-    </w:p>
-    <w:p>
-      <w:pPr>
-        <w:pStyle w:val="ListParagraph"/>
-        <w:numPr>
-          <w:ilvl w:val="0"/>
-          <w:numId w:val="1"/>
-        </w:numPr>
-        <w:spacing w:after="30" w:before="30"/>
-      </w:pPr>
-      <w:r>
-        <w:t xml:space="preserve">6.4. Trò chuyện Mã hóa Trực tiếp &amp; Trao đổi Profile (</w:t>
-      </w:r>
-      <w:r>
-        <w:rPr>
-          <w:rFonts w:ascii="Consolas" w:cs="Consolas" w:eastAsia="Consolas" w:hAnsi="Consolas"/>
-          <w:color w:val="B45309"/>
-        </w:rPr>
-        <w:t xml:space="preserve">/connect-app/inbox</w:t>
-      </w:r>
-      <w:r>
-        <w:t xml:space="preserve">)</w:t>
-      </w:r>
-    </w:p>
-    <w:p>
-      <w:pPr>
-        <w:pStyle w:val="ListParagraph"/>
-        <w:numPr>
-          <w:ilvl w:val="0"/>
-          <w:numId w:val="1"/>
-        </w:numPr>
-        <w:spacing w:after="30" w:before="30"/>
-      </w:pPr>
-      <w:r>
-        <w:t xml:space="preserve">6.5. Điều phối Cuộc hẹn Giao thương 1-on-1 (</w:t>
-      </w:r>
-      <w:r>
-        <w:rPr>
-          <w:rFonts w:ascii="Consolas" w:cs="Consolas" w:eastAsia="Consolas" w:hAnsi="Consolas"/>
-          <w:color w:val="B45309"/>
-        </w:rPr>
-        <w:t xml:space="preserve">/business-connect/meetings</w:t>
-      </w:r>
-      <w:r>
-        <w:t xml:space="preserve">)</w:t>
-      </w:r>
-    </w:p>
-    <w:p>
-      <w:pPr>
-        <w:pStyle w:val="ListParagraph"/>
-        <w:numPr>
-          <w:ilvl w:val="0"/>
-          <w:numId w:val="1"/>
-        </w:numPr>
-        <w:spacing w:after="30" w:before="30"/>
-      </w:pPr>
-      <w:r>
-        <w:t xml:space="preserve">6.6. Trung tâm Thẻ số Cá nhân &amp; Bộ nhớ Quan hệ AI (</w:t>
-      </w:r>
-      <w:r>
-        <w:rPr>
-          <w:rFonts w:ascii="Consolas" w:cs="Consolas" w:eastAsia="Consolas" w:hAnsi="Consolas"/>
-          <w:color w:val="B45309"/>
-        </w:rPr>
-        <w:t xml:space="preserve">/connect-app/me</w:t>
-      </w:r>
-      <w:r>
-        <w:t xml:space="preserve">, </w:t>
-      </w:r>
-      <w:r>
-        <w:rPr>
-          <w:rFonts w:ascii="Consolas" w:cs="Consolas" w:eastAsia="Consolas" w:hAnsi="Consolas"/>
-          <w:color w:val="B45309"/>
-        </w:rPr>
-        <w:t xml:space="preserve">/business-connect/memory</w:t>
-      </w:r>
-      <w:r>
-        <w:t xml:space="preserve">)</w:t>
+        <w:t xml:space="preserve">[BẢNG MÃ TRẠNG THÁI NGHIỆP VỤ &amp; TỪ ĐIỂN DỮ LIỆU](#7-bảng-mã-trạng-thái-nghiệp-vụ--từ-điển-dữ-liệu)</w:t>
       </w:r>
     </w:p>
     <w:p>
@@ -1053,20 +1370,7 @@
         <w:spacing w:after="30" w:before="30"/>
       </w:pPr>
       <w:r>
-        <w:t xml:space="preserve">[BẢNG MÃ TRẠNG THÁI NGHIỆP VỤ &amp; TỪ ĐIỂN DỮ LIỆU](#7-bảng-mã-trạng-thái-nghiệp-vụ--từ-điển-dữ-liệu)</w:t>
-      </w:r>
-    </w:p>
-    <w:p>
-      <w:pPr>
-        <w:pStyle w:val="ListParagraph"/>
-        <w:numPr>
-          <w:ilvl w:val="0"/>
-          <w:numId w:val="{numbering-spec-0}"/>
-        </w:numPr>
-        <w:spacing w:after="30" w:before="30"/>
-      </w:pPr>
-      <w:r>
-        <w:t xml:space="preserve">[XỬ LÝ SỰ CỐ THƯỜNG GẶP (TROUBLESHOOTING &amp; FAQS)](#8-xử-lý-sự-cố-thường-gặp-troubleshooting--faqs)</w:t>
+        <w:t xml:space="preserve">[QUY TRÌNH ĐỐI SOÁT THỦ CÔNG &amp; XỬ LÝ SỰ CỐ (TROUBLESHOOTING)](#8-quy-trình-đối-soát-thủ-công--xử-lý-sự-cố-troubleshooting)</w:t>
       </w:r>
     </w:p>
     <w:p>
@@ -1594,6 +1898,7 @@
         <w:gridCol w:w="100"/>
         <w:gridCol w:w="100"/>
         <w:gridCol w:w="100"/>
+        <w:gridCol w:w="100"/>
       </w:tblGrid>
       <w:tr>
         <w:trPr>
@@ -1676,6 +1981,25 @@
             </w:r>
           </w:p>
         </w:tc>
+        <w:tc>
+          <w:tcPr>
+            <w:shd w:fill="F1F5F9" w:val="clear"/>
+            <w:tcMar>
+              <w:top w:type="dxa" w:w="100"/>
+              <w:left w:type="dxa" w:w="150"/>
+              <w:bottom w:type="dxa" w:w="100"/>
+              <w:right w:type="dxa" w:w="150"/>
+            </w:tcMar>
+          </w:tcPr>
+          <w:p>
+            <w:pPr>
+              <w:spacing w:after="60" w:before="60"/>
+            </w:pPr>
+            <w:r>
+              <w:t xml:space="preserve">Hệ thống Quản trị Web CRM</w:t>
+            </w:r>
+          </w:p>
+        </w:tc>
       </w:tr>
       <w:tr>
         <w:trPr>
@@ -1723,40 +2047,30 @@
                 <w:b/>
                 <w:bCs/>
               </w:rPr>
-              <w:t xml:space="preserve">Royal Blue &amp; Pure White</w:t>
-            </w:r>
-            <w:r>
-              <w:t xml:space="preserve"> (Xanh </w:t>
+              <w:t xml:space="preserve">Luxury Dark &amp; Champagne Gold</w:t>
+            </w:r>
+            <w:r>
+              <w:t xml:space="preserve"> (Nền đen mun </w:t>
             </w:r>
             <w:r>
               <w:rPr>
                 <w:rFonts w:ascii="Consolas" w:cs="Consolas" w:eastAsia="Consolas" w:hAnsi="Consolas"/>
                 <w:color w:val="B45309"/>
               </w:rPr>
-              <w:t xml:space="preserve">#004B91</w:t>
-            </w:r>
-            <w:r>
-              <w:t xml:space="preserve">, </w:t>
+              <w:t xml:space="preserve">#0A0A0B</w:t>
+            </w:r>
+            <w:r>
+              <w:t xml:space="preserve">, Ánh kim </w:t>
             </w:r>
             <w:r>
               <w:rPr>
                 <w:rFonts w:ascii="Consolas" w:cs="Consolas" w:eastAsia="Consolas" w:hAnsi="Consolas"/>
                 <w:color w:val="B45309"/>
               </w:rPr>
-              <w:t xml:space="preserve">#0284C7</w:t>
-            </w:r>
-            <w:r>
-              <w:t xml:space="preserve">, Nền </w:t>
-            </w:r>
-            <w:r>
-              <w:rPr>
-                <w:rFonts w:ascii="Consolas" w:cs="Consolas" w:eastAsia="Consolas" w:hAnsi="Consolas"/>
-                <w:color w:val="B45309"/>
-              </w:rPr>
-              <w:t xml:space="preserve">#F0F7FF</w:t>
-            </w:r>
-            <w:r>
-              <w:t xml:space="preserve">)</w:t>
+              <w:t xml:space="preserve">#D8B282</w:t>
+            </w:r>
+            <w:r>
+              <w:t xml:space="preserve">, hình nền lụa nghệ thuật) kết hợp nhận diện CEO 1983</w:t>
             </w:r>
           </w:p>
         </w:tc>
@@ -1789,7 +2103,7 @@
                 <w:rFonts w:ascii="Consolas" w:cs="Consolas" w:eastAsia="Consolas" w:hAnsi="Consolas"/>
                 <w:color w:val="B45309"/>
               </w:rPr>
-              <w:t xml:space="preserve">#0A0A0C</w:t>
+              <w:t xml:space="preserve">#0A0A0B</w:t>
             </w:r>
             <w:r>
               <w:t xml:space="preserve">, Ánh kim </w:t>
@@ -1799,10 +2113,36 @@
                 <w:rFonts w:ascii="Consolas" w:cs="Consolas" w:eastAsia="Consolas" w:hAnsi="Consolas"/>
                 <w:color w:val="B45309"/>
               </w:rPr>
-              <w:t xml:space="preserve">#E5B869</w:t>
+              <w:t xml:space="preserve">#D8B282</w:t>
             </w:r>
             <w:r>
               <w:t xml:space="preserve">)</w:t>
+            </w:r>
+          </w:p>
+        </w:tc>
+        <w:tc>
+          <w:tcPr>
+            <w:shd w:fill="FFFFFF" w:val="clear"/>
+            <w:tcMar>
+              <w:top w:type="dxa" w:w="100"/>
+              <w:left w:type="dxa" w:w="150"/>
+              <w:bottom w:type="dxa" w:w="100"/>
+              <w:right w:type="dxa" w:w="150"/>
+            </w:tcMar>
+          </w:tcPr>
+          <w:p>
+            <w:pPr>
+              <w:spacing w:after="60" w:before="60"/>
+            </w:pPr>
+            <w:r>
+              <w:rPr>
+                <w:b/>
+                <w:bCs/>
+              </w:rPr>
+              <w:t xml:space="preserve">Clean Dashboard</w:t>
+            </w:r>
+            <w:r>
+              <w:t xml:space="preserve"> (Giao diện thẻ chuyên nghiệp, hỗ trợ Theme Switcher)</w:t>
             </w:r>
           </w:p>
         </w:tc>
@@ -1849,33 +2189,45 @@
               <w:spacing w:after="60" w:before="60"/>
             </w:pPr>
             <w:r>
-              <w:t xml:space="preserve">Logo Hiệp hội thành viên kết hợp Logo ViOne cách điệu</w:t>
-            </w:r>
-          </w:p>
-        </w:tc>
-        <w:tc>
-          <w:tcPr>
-            <w:shd w:fill="FFFFFF" w:val="clear"/>
-            <w:tcMar>
-              <w:top w:type="dxa" w:w="100"/>
-              <w:left w:type="dxa" w:w="150"/>
-              <w:bottom w:type="dxa" w:w="100"/>
-              <w:right w:type="dxa" w:w="150"/>
-            </w:tcMar>
-          </w:tcPr>
-          <w:p>
-            <w:pPr>
-              <w:spacing w:after="60" w:before="60"/>
-            </w:pPr>
-            <w:r>
-              <w:t xml:space="preserve">Chữ "O" đặc quyền có </w:t>
-            </w:r>
-            <w:r>
-              <w:rPr>
-                <w:b/>
-                <w:bCs/>
-              </w:rPr>
-              <w:t xml:space="preserve">khuyết vòm góc trên và chấm kim cương</w:t>
+              <w:t xml:space="preserve">Logo Hiệp hội Doanh nhân CEO 1983 trong viên nang ngọc trai mạ vàng</w:t>
+            </w:r>
+          </w:p>
+        </w:tc>
+        <w:tc>
+          <w:tcPr>
+            <w:shd w:fill="FFFFFF" w:val="clear"/>
+            <w:tcMar>
+              <w:top w:type="dxa" w:w="100"/>
+              <w:left w:type="dxa" w:w="150"/>
+              <w:bottom w:type="dxa" w:w="100"/>
+              <w:right w:type="dxa" w:w="150"/>
+            </w:tcMar>
+          </w:tcPr>
+          <w:p>
+            <w:pPr>
+              <w:spacing w:after="60" w:before="60"/>
+            </w:pPr>
+            <w:r>
+              <w:t xml:space="preserve">Logo ViOne Business Connect chữ "O" vòm khuyết</w:t>
+            </w:r>
+          </w:p>
+        </w:tc>
+        <w:tc>
+          <w:tcPr>
+            <w:shd w:fill="FFFFFF" w:val="clear"/>
+            <w:tcMar>
+              <w:top w:type="dxa" w:w="100"/>
+              <w:left w:type="dxa" w:w="150"/>
+              <w:bottom w:type="dxa" w:w="100"/>
+              <w:right w:type="dxa" w:w="150"/>
+            </w:tcMar>
+          </w:tcPr>
+          <w:p>
+            <w:pPr>
+              <w:spacing w:after="60" w:before="60"/>
+            </w:pPr>
+            <w:r>
+              <w:t xml:space="preserve">Logo ViOne &amp; Hệ thống CRM</w:t>
             </w:r>
           </w:p>
         </w:tc>
@@ -1922,26 +2274,45 @@
               <w:spacing w:after="60" w:before="60"/>
             </w:pPr>
             <w:r>
-              <w:t xml:space="preserve">Hội viên chính thức đã được phê duyệt của từng Hiệp hội</w:t>
-            </w:r>
-          </w:p>
-        </w:tc>
-        <w:tc>
-          <w:tcPr>
-            <w:shd w:fill="FFFFFF" w:val="clear"/>
-            <w:tcMar>
-              <w:top w:type="dxa" w:w="100"/>
-              <w:left w:type="dxa" w:w="150"/>
-              <w:bottom w:type="dxa" w:w="100"/>
-              <w:right w:type="dxa" w:w="150"/>
-            </w:tcMar>
-          </w:tcPr>
-          <w:p>
-            <w:pPr>
-              <w:spacing w:after="60" w:before="60"/>
-            </w:pPr>
-            <w:r>
-              <w:t xml:space="preserve">Toàn bộ cộng đồng doanh nhân, khách hàng mua thẻ số ViOne</w:t>
+              <w:t xml:space="preserve">Hội viên chính thức của CLB Doanh Nhân CEO 1983</w:t>
+            </w:r>
+          </w:p>
+        </w:tc>
+        <w:tc>
+          <w:tcPr>
+            <w:shd w:fill="FFFFFF" w:val="clear"/>
+            <w:tcMar>
+              <w:top w:type="dxa" w:w="100"/>
+              <w:left w:type="dxa" w:w="150"/>
+              <w:bottom w:type="dxa" w:w="100"/>
+              <w:right w:type="dxa" w:w="150"/>
+            </w:tcMar>
+          </w:tcPr>
+          <w:p>
+            <w:pPr>
+              <w:spacing w:after="60" w:before="60"/>
+            </w:pPr>
+            <w:r>
+              <w:t xml:space="preserve">Toàn bộ cộng đồng doanh nhân, người dùng thẻ số ViOne</w:t>
+            </w:r>
+          </w:p>
+        </w:tc>
+        <w:tc>
+          <w:tcPr>
+            <w:shd w:fill="FFFFFF" w:val="clear"/>
+            <w:tcMar>
+              <w:top w:type="dxa" w:w="100"/>
+              <w:left w:type="dxa" w:w="150"/>
+              <w:bottom w:type="dxa" w:w="100"/>
+              <w:right w:type="dxa" w:w="150"/>
+            </w:tcMar>
+          </w:tcPr>
+          <w:p>
+            <w:pPr>
+              <w:spacing w:after="60" w:before="60"/>
+            </w:pPr>
+            <w:r>
+              <w:t xml:space="preserve">Ban Quản trị, Thư ký, Kế toán, Lãnh đạo Hiệp hội &amp; Doanh nghiệp</w:t>
             </w:r>
           </w:p>
         </w:tc>
@@ -1992,10 +2363,36 @@
                 <w:rFonts w:ascii="Consolas" w:cs="Consolas" w:eastAsia="Consolas" w:hAnsi="Consolas"/>
                 <w:color w:val="B45309"/>
               </w:rPr>
-              <w:t xml:space="preserve">/auth/mobile</w:t>
-            </w:r>
-            <w:r>
-              <w:t xml:space="preserve"> (Hỗ trợ nhập Mã hội viên, Email, Quét thẻ NFC/QR)</w:t>
+              <w:t xml:space="preserve">/association/login</w:t>
+            </w:r>
+            <w:r>
+              <w:t xml:space="preserve"> (Mã hội viên / Email + Mật khẩu, kích hoạt tài khoản, quét thẻ NFC/QR)</w:t>
+            </w:r>
+          </w:p>
+        </w:tc>
+        <w:tc>
+          <w:tcPr>
+            <w:shd w:fill="FFFFFF" w:val="clear"/>
+            <w:tcMar>
+              <w:top w:type="dxa" w:w="100"/>
+              <w:left w:type="dxa" w:w="150"/>
+              <w:bottom w:type="dxa" w:w="100"/>
+              <w:right w:type="dxa" w:w="150"/>
+            </w:tcMar>
+          </w:tcPr>
+          <w:p>
+            <w:pPr>
+              <w:spacing w:after="60" w:before="60"/>
+            </w:pPr>
+            <w:r>
+              <w:rPr>
+                <w:rFonts w:ascii="Consolas" w:cs="Consolas" w:eastAsia="Consolas" w:hAnsi="Consolas"/>
+                <w:color w:val="B45309"/>
+              </w:rPr>
+              <w:t xml:space="preserve">/vione/login</w:t>
+            </w:r>
+            <w:r>
+              <w:t xml:space="preserve"> (Email + Mật khẩu, quét thẻ NFC/QR, Google &amp; Apple OAuth)</w:t>
             </w:r>
           </w:p>
         </w:tc>
@@ -2021,7 +2418,7 @@
               <w:t xml:space="preserve">/auth</w:t>
             </w:r>
             <w:r>
-              <w:t xml:space="preserve"> (Hỗ trợ Google SSO, Apple ID, Email &amp; Password)</w:t>
+              <w:t xml:space="preserve"> (Email / Username + Mật khẩu, Google &amp; Apple OAuth, Theme Switcher)</w:t>
             </w:r>
           </w:p>
         </w:tc>
@@ -2046,47 +2443,127 @@
         <w:spacing w:after="60" w:before="60"/>
       </w:pPr>
       <w:r>
-        <w:t xml:space="preserve">Nhằm tối ưu hóa trải nghiệm di động và bảo toàn tính toàn vẹn của hệ thống:</w:t>
-      </w:r>
-    </w:p>
-    <w:p>
-      <w:pPr>
-        <w:pStyle w:val="ListParagraph"/>
-        <w:numPr>
-          <w:ilvl w:val="0"/>
-          <w:numId w:val="1"/>
-        </w:numPr>
-        <w:spacing w:after="30" w:before="30"/>
-      </w:pPr>
-      <w:r>
-        <w:rPr>
-          <w:b/>
-          <w:bCs/>
-        </w:rPr>
-        <w:t xml:space="preserve">Tuyến đường Đăng nhập Di động</w:t>
-      </w:r>
-      <w:r>
-        <w:t xml:space="preserve">: Được chuẩn hóa thành </w:t>
+        <w:t xml:space="preserve">Nhằm tối ưu hóa trải nghiệm di động và đảm bảo tính độc lập tuyệt đối giữa các hệ thống:</w:t>
+      </w:r>
+    </w:p>
+    <w:p>
+      <w:pPr>
+        <w:pStyle w:val="ListParagraph"/>
+        <w:numPr>
+          <w:ilvl w:val="0"/>
+          <w:numId w:val="1"/>
+        </w:numPr>
+        <w:spacing w:after="30" w:before="30"/>
+      </w:pPr>
+      <w:r>
+        <w:rPr>
+          <w:b/>
+          <w:bCs/>
+        </w:rPr>
+        <w:t xml:space="preserve">Tách biệt 3 Màn Đăng nhập Độc lập</w:t>
+      </w:r>
+      <w:r>
+        <w:t xml:space="preserve">:</w:t>
+      </w:r>
+    </w:p>
+    <w:p>
+      <w:pPr>
+        <w:pStyle w:val="ListParagraph"/>
+        <w:numPr>
+          <w:ilvl w:val="0"/>
+          <w:numId w:val="1"/>
+        </w:numPr>
+        <w:spacing w:after="30" w:before="30"/>
+      </w:pPr>
+      <w:r>
+        <w:rPr>
+          <w:b/>
+          <w:bCs/>
+        </w:rPr>
+        <w:t xml:space="preserve">Cổng Quản trị CRM</w:t>
+      </w:r>
+      <w:r>
+        <w:t xml:space="preserve">: </w:t>
       </w:r>
       <w:r>
         <w:rPr>
           <w:rFonts w:ascii="Consolas" w:cs="Consolas" w:eastAsia="Consolas" w:hAnsi="Consolas"/>
           <w:color w:val="B45309"/>
         </w:rPr>
-        <w:t xml:space="preserve">/auth/mobile</w:t>
-      </w:r>
-      <w:r>
-        <w:t xml:space="preserve"> (thay thế hoàn toàn </w:t>
+        <w:t xml:space="preserve">/auth</w:t>
+      </w:r>
+      <w:r>
+        <w:t xml:space="preserve"> (hoặc </w:t>
       </w:r>
       <w:r>
         <w:rPr>
           <w:rFonts w:ascii="Consolas" w:cs="Consolas" w:eastAsia="Consolas" w:hAnsi="Consolas"/>
           <w:color w:val="B45309"/>
         </w:rPr>
-        <w:t xml:space="preserve">/m/login</w:t>
+        <w:t xml:space="preserve">/auth?portal=crm</w:t>
       </w:r>
       <w:r>
         <w:t xml:space="preserve">).</w:t>
+      </w:r>
+    </w:p>
+    <w:p>
+      <w:pPr>
+        <w:pStyle w:val="ListParagraph"/>
+        <w:numPr>
+          <w:ilvl w:val="0"/>
+          <w:numId w:val="1"/>
+        </w:numPr>
+        <w:spacing w:after="30" w:before="30"/>
+      </w:pPr>
+      <w:r>
+        <w:rPr>
+          <w:b/>
+          <w:bCs/>
+        </w:rPr>
+        <w:t xml:space="preserve">App ViOne Mobile</w:t>
+      </w:r>
+      <w:r>
+        <w:t xml:space="preserve">: </w:t>
+      </w:r>
+      <w:r>
+        <w:rPr>
+          <w:rFonts w:ascii="Consolas" w:cs="Consolas" w:eastAsia="Consolas" w:hAnsi="Consolas"/>
+          <w:color w:val="B45309"/>
+        </w:rPr>
+        <w:t xml:space="preserve">/vione/login</w:t>
+      </w:r>
+      <w:r>
+        <w:t xml:space="preserve"> (không chứa tab switcher sang hiệp hội).</w:t>
+      </w:r>
+    </w:p>
+    <w:p>
+      <w:pPr>
+        <w:pStyle w:val="ListParagraph"/>
+        <w:numPr>
+          <w:ilvl w:val="0"/>
+          <w:numId w:val="1"/>
+        </w:numPr>
+        <w:spacing w:after="30" w:before="30"/>
+      </w:pPr>
+      <w:r>
+        <w:rPr>
+          <w:b/>
+          <w:bCs/>
+        </w:rPr>
+        <w:t xml:space="preserve">App Hiệp hội CEO 1983</w:t>
+      </w:r>
+      <w:r>
+        <w:t xml:space="preserve">: </w:t>
+      </w:r>
+      <w:r>
+        <w:rPr>
+          <w:rFonts w:ascii="Consolas" w:cs="Consolas" w:eastAsia="Consolas" w:hAnsi="Consolas"/>
+          <w:color w:val="B45309"/>
+        </w:rPr>
+        <w:t xml:space="preserve">/association/login</w:t>
+      </w:r>
+      <w:r>
+        <w:t xml:space="preserve"> (không chứa nút chuyển sang ViOne).</w:t>
       </w:r>
     </w:p>
     <w:p>
@@ -5342,7 +5819,80 @@
         <w:spacing w:after="100" w:before="200"/>
       </w:pPr>
       <w:r>
-        <w:t xml:space="preserve">3.2. Hành trình 2: Quản lý Hội phí ➔ Xuất Hóa đơn ➔ Thanh toán VietQR ➔ Tự động Gia hạn (+1 năm)</w:t>
+        <w:t xml:space="preserve">3.2. Hành trình 2: Quản lý Hội phí ➔ Quét mã VietQR ➔ Kế toán đối soát sao kê ➔ Duyệt gia hạn (+1 năm)</w:t>
+      </w:r>
+    </w:p>
+    <w:p>
+      <w:pPr>
+        <w:pBdr>
+          <w:left w:val="single" w:color="94A3B8" w:sz="12" w:space="4"/>
+        </w:pBdr>
+        <w:spacing w:after="60" w:before="60"/>
+        <w:ind w:left="400"/>
+      </w:pPr>
+      <w:r>
+        <w:t xml:space="preserve">[!WARNING]</w:t>
+      </w:r>
+    </w:p>
+    <w:p>
+      <w:pPr>
+        <w:pBdr>
+          <w:left w:val="single" w:color="94A3B8" w:sz="12" w:space="4"/>
+        </w:pBdr>
+        <w:spacing w:after="60" w:before="60"/>
+        <w:ind w:left="400"/>
+      </w:pPr>
+      <w:r>
+        <w:rPr>
+          <w:b/>
+          <w:bCs/>
+        </w:rPr>
+        <w:t xml:space="preserve">HIỆN TRẠNG LUỒNG THANH TOÁN</w:t>
+      </w:r>
+      <w:r>
+        <w:t xml:space="preserve">:</w:t>
+      </w:r>
+    </w:p>
+    <w:p>
+      <w:pPr>
+        <w:pBdr>
+          <w:left w:val="single" w:color="94A3B8" w:sz="12" w:space="4"/>
+        </w:pBdr>
+        <w:spacing w:after="60" w:before="60"/>
+        <w:ind w:left="400"/>
+      </w:pPr>
+      <w:r>
+        <w:t xml:space="preserve">Mặc dù giao diện app đã sinh mã VietQR chuẩn chứa đầy đủ thông tin tài khoản, số tiền và mã hóa đơn, nhưng </w:t>
+      </w:r>
+      <w:r>
+        <w:rPr>
+          <w:b/>
+          <w:bCs/>
+        </w:rPr>
+        <w:t xml:space="preserve">hệ thống hiện tại CHƯA liên kết Open API ngân hàng</w:t>
+      </w:r>
+      <w:r>
+        <w:t xml:space="preserve"> và </w:t>
+      </w:r>
+      <w:r>
+        <w:rPr>
+          <w:b/>
+          <w:bCs/>
+        </w:rPr>
+        <w:t xml:space="preserve">CHƯA có Webhook đối soát gạch nợ tự động</w:t>
+      </w:r>
+      <w:r>
+        <w:t xml:space="preserve">. Do đó, sau khi hội viên quét QR chuyển khoản qua app ngân hàng, </w:t>
+      </w:r>
+      <w:r>
+        <w:rPr>
+          <w:b/>
+          <w:bCs/>
+        </w:rPr>
+        <w:t xml:space="preserve">Ban Kế toán hiệp hội phải kiểm tra sao kê ngân hàng và bấm nút duyệt gạch nợ thủ công trong CRM</w:t>
+      </w:r>
+      <w:r>
+        <w:t xml:space="preserve">.</w:t>
       </w:r>
     </w:p>
     <w:p>
@@ -5417,7 +5967,7 @@
           <w:sz w:val="18"/>
           <w:szCs w:val="18"/>
         </w:rPr>
-        <w:t xml:space="preserve">    participant Gate as Cổng VietQR Napas 247</w:t>
+        <w:t xml:space="preserve">    participant BankApp as App Ngân hàng của Hội viên</w:t>
       </w:r>
     </w:p>
     <w:p>
@@ -5432,7 +5982,7 @@
           <w:sz w:val="18"/>
           <w:szCs w:val="18"/>
         </w:rPr>
-        <w:t xml:space="preserve">    participant Hook as Webhook Handler (/api/webhook/payment)</w:t>
+        <w:t xml:space="preserve">    participant BankAcc as TK Ngân Hàng Hiệp Hội</w:t>
       </w:r>
     </w:p>
     <w:p>
@@ -5447,7 +5997,7 @@
           <w:sz w:val="18"/>
           <w:szCs w:val="18"/>
         </w:rPr>
-        <w:t xml:space="preserve">    participant DB as PostgreSQL DB</w:t>
+        <w:t xml:space="preserve">    participant Acc as Kế toán Hiệp hội</w:t>
       </w:r>
     </w:p>
     <w:p>
@@ -5462,7 +6012,7 @@
           <w:sz w:val="18"/>
           <w:szCs w:val="18"/>
         </w:rPr>
-        <w:t xml:space="preserve">    participant Acc as Kế toán Hiệp hội</w:t>
+        <w:t xml:space="preserve">    participant CRM as CRM Tài Chính (/fees)</w:t>
       </w:r>
     </w:p>
     <w:p>
@@ -5477,7 +6027,7 @@
           <w:sz w:val="18"/>
           <w:szCs w:val="18"/>
         </w:rPr>
-        <w:t xml:space="preserve"/>
+        <w:t xml:space="preserve">    participant DB as PostgreSQL DB</w:t>
       </w:r>
     </w:p>
     <w:p>
@@ -5492,7 +6042,7 @@
           <w:sz w:val="18"/>
           <w:szCs w:val="18"/>
         </w:rPr>
-        <w:t xml:space="preserve">    Member-&gt;&gt;App: Mở App, thấy cảnh báo "Hạn thẻ còn 15 ngày"</w:t>
+        <w:t xml:space="preserve"/>
       </w:r>
     </w:p>
     <w:p>
@@ -5507,7 +6057,7 @@
           <w:sz w:val="18"/>
           <w:szCs w:val="18"/>
         </w:rPr>
-        <w:t xml:space="preserve">    Member-&gt;&gt;App: Nhấn "Gia hạn Niên liễm ngay" -&gt; /association/renew/pay</w:t>
+        <w:t xml:space="preserve">    Member-&gt;&gt;App: Mở App, thấy hóa đơn niên liễm cần đóng</w:t>
       </w:r>
     </w:p>
     <w:p>
@@ -5522,7 +6072,7 @@
           <w:sz w:val="18"/>
           <w:szCs w:val="18"/>
         </w:rPr>
-        <w:t xml:space="preserve">    App-&gt;&gt;Gate: Yêu cầu sinh mã VietQR động (10,000,000 VND)</w:t>
+        <w:t xml:space="preserve">    Member-&gt;&gt;App: Nhấn "Thanh toán ngay" -&gt; /association/renew/pay</w:t>
       </w:r>
     </w:p>
     <w:p>
@@ -5537,7 +6087,7 @@
           <w:sz w:val="18"/>
           <w:szCs w:val="18"/>
         </w:rPr>
-        <w:t xml:space="preserve">    Gate--&gt;&gt;App: Trả về hình ảnh VietQR kèm mã tham chiếu TXN-VIONE-998822</w:t>
+        <w:t xml:space="preserve">    App--&gt;&gt;Member: Hiển thị mã VietQR động kèm cú pháp: "NL2026 M1983001"</w:t>
       </w:r>
     </w:p>
     <w:p>
@@ -5552,7 +6102,7 @@
           <w:sz w:val="18"/>
           <w:szCs w:val="18"/>
         </w:rPr>
-        <w:t xml:space="preserve">    Member-&gt;&gt;Gate: Dùng App Ngân hàng quét QR và xác nhận chuyển khoản</w:t>
+        <w:t xml:space="preserve">    Member-&gt;&gt;BankApp: Mở app ngân hàng cá nhân, quét mã VietQR và xác nhận chuyển khoản</w:t>
       </w:r>
     </w:p>
     <w:p>
@@ -5567,7 +6117,7 @@
           <w:sz w:val="18"/>
           <w:szCs w:val="18"/>
         </w:rPr>
-        <w:t xml:space="preserve">    Gate-&gt;&gt;Hook: Bắn Webhook báo nhận tiền thành công</w:t>
+        <w:t xml:space="preserve">    BankApp-&gt;&gt;BankAcc: Tiền về tài khoản ngân hàng của Hiệp hội</w:t>
       </w:r>
     </w:p>
     <w:p>
@@ -5582,7 +6132,7 @@
           <w:sz w:val="18"/>
           <w:szCs w:val="18"/>
         </w:rPr>
-        <w:t xml:space="preserve">    Hook-&gt;&gt;DB: Giao dịch nguyên tử (ACID Transaction):</w:t>
+        <w:t xml:space="preserve">    Member-&gt;&gt;App: Chụp ảnh Ủy nhiệm chi / Màn hình chuyển khoản thành công</w:t>
       </w:r>
     </w:p>
     <w:p>
@@ -5597,7 +6147,7 @@
           <w:sz w:val="18"/>
           <w:szCs w:val="18"/>
         </w:rPr>
-        <w:t xml:space="preserve">    Note over DB: 1. UPDATE invoices SET status='paid', paid_at=CURRENT_DATE&lt;br/&gt;2. UPDATE members SET term_end=term_end + INTERVAL '1 year', renewed_at=CURRENT_DATE&lt;br/&gt;3. INSERT INTO renewal_audit_log (event_type='payment', amount=10000000)</w:t>
+        <w:t xml:space="preserve">    Note over Member,Acc: Kế toán đối soát sao kê thực tế (Chưa có API Webhook tự động)</w:t>
       </w:r>
     </w:p>
     <w:p>
@@ -5612,7 +6162,7 @@
           <w:sz w:val="18"/>
           <w:szCs w:val="18"/>
         </w:rPr>
-        <w:t xml:space="preserve">    Hook--&gt;&gt;App: Đẩy tín hiệu Realtime qua WebSocket</w:t>
+        <w:t xml:space="preserve">    Acc-&gt;&gt;BankAcc: Đăng nhập Internet Banking hiệp hội, kiểm tra tiền về</w:t>
       </w:r>
     </w:p>
     <w:p>
@@ -5627,7 +6177,7 @@
           <w:sz w:val="18"/>
           <w:szCs w:val="18"/>
         </w:rPr>
-        <w:t xml:space="preserve">    App--&gt;&gt;Member: Hiển thị màn hình Chúc mừng /association/renew/result &amp; Cấp Thẻ hạn mới</w:t>
+        <w:t xml:space="preserve">    Acc-&gt;&gt;CRM: Mở /fees, tìm hóa đơn tương ứng với cú pháp chuyển khoản</w:t>
       </w:r>
     </w:p>
     <w:p>
@@ -5642,7 +6192,82 @@
           <w:sz w:val="18"/>
           <w:szCs w:val="18"/>
         </w:rPr>
-        <w:t xml:space="preserve">    Acc-&gt;&gt;DB: Đối soát sổ quỹ tại /income &amp; /finance-report</w:t>
+        <w:t xml:space="preserve">    Acc-&gt;&gt;CRM: Bấm nút "Xác nhận đã thanh toán thủ công"</w:t>
+      </w:r>
+    </w:p>
+    <w:p>
+      <w:pPr>
+        <w:shd w:fill="F8FAFC" w:val="clear"/>
+        <w:spacing w:after="20" w:before="20"/>
+      </w:pPr>
+      <w:r>
+        <w:rPr>
+          <w:rFonts w:ascii="Consolas" w:cs="Consolas" w:eastAsia="Consolas" w:hAnsi="Consolas"/>
+          <w:color w:val="1E293B"/>
+          <w:sz w:val="18"/>
+          <w:szCs w:val="18"/>
+        </w:rPr>
+        <w:t xml:space="preserve">    CRM-&gt;&gt;DB: UPDATE invoices SET status='paid', paid_at=NOW()</w:t>
+      </w:r>
+    </w:p>
+    <w:p>
+      <w:pPr>
+        <w:shd w:fill="F8FAFC" w:val="clear"/>
+        <w:spacing w:after="20" w:before="20"/>
+      </w:pPr>
+      <w:r>
+        <w:rPr>
+          <w:rFonts w:ascii="Consolas" w:cs="Consolas" w:eastAsia="Consolas" w:hAnsi="Consolas"/>
+          <w:color w:val="1E293B"/>
+          <w:sz w:val="18"/>
+          <w:szCs w:val="18"/>
+        </w:rPr>
+        <w:t xml:space="preserve">    CRM-&gt;&gt;DB: UPDATE members SET term_end=term_end + INTERVAL '1 year'</w:t>
+      </w:r>
+    </w:p>
+    <w:p>
+      <w:pPr>
+        <w:shd w:fill="F8FAFC" w:val="clear"/>
+        <w:spacing w:after="20" w:before="20"/>
+      </w:pPr>
+      <w:r>
+        <w:rPr>
+          <w:rFonts w:ascii="Consolas" w:cs="Consolas" w:eastAsia="Consolas" w:hAnsi="Consolas"/>
+          <w:color w:val="1E293B"/>
+          <w:sz w:val="18"/>
+          <w:szCs w:val="18"/>
+        </w:rPr>
+        <w:t xml:space="preserve">    CRM-&gt;&gt;DB: INSERT INTO renewal_audit_log (event_type='payment', amount=10000000)</w:t>
+      </w:r>
+    </w:p>
+    <w:p>
+      <w:pPr>
+        <w:shd w:fill="F8FAFC" w:val="clear"/>
+        <w:spacing w:after="20" w:before="20"/>
+      </w:pPr>
+      <w:r>
+        <w:rPr>
+          <w:rFonts w:ascii="Consolas" w:cs="Consolas" w:eastAsia="Consolas" w:hAnsi="Consolas"/>
+          <w:color w:val="1E293B"/>
+          <w:sz w:val="18"/>
+          <w:szCs w:val="18"/>
+        </w:rPr>
+        <w:t xml:space="preserve">    App--&gt;&gt;Member: Thẻ hội viên được gia hạn thêm 1 năm (Active)</w:t>
+      </w:r>
+    </w:p>
+    <w:p>
+      <w:pPr>
+        <w:shd w:fill="F8FAFC" w:val="clear"/>
+        <w:spacing w:after="20" w:before="20"/>
+      </w:pPr>
+      <w:r>
+        <w:rPr>
+          <w:rFonts w:ascii="Consolas" w:cs="Consolas" w:eastAsia="Consolas" w:hAnsi="Consolas"/>
+          <w:color w:val="1E293B"/>
+          <w:sz w:val="18"/>
+          <w:szCs w:val="18"/>
+        </w:rPr>
+        <w:t xml:space="preserve">    Acc-&gt;&gt;CRM: Kiểm tra cập nhật sổ quỹ tại /income &amp; /finance-report</w:t>
       </w:r>
     </w:p>
     <w:p>
@@ -7577,7 +8202,7 @@
         <w:spacing w:after="100" w:before="200"/>
       </w:pPr>
       <w:r>
-        <w:t xml:space="preserve">5.1. Cổng Đăng nhập Mobile Chuẩn mực (`/auth/mobile/`)</w:t>
+        <w:t xml:space="preserve">5.1. Cổng Đăng nhập App Hiệp hội Riêng biệt (`/association/login`)</w:t>
       </w:r>
     </w:p>
     <w:p>
@@ -7604,7 +8229,47 @@
           <w:rFonts w:ascii="Consolas" w:cs="Consolas" w:eastAsia="Consolas" w:hAnsi="Consolas"/>
           <w:color w:val="B45309"/>
         </w:rPr>
-        <w:t xml:space="preserve">http://&lt;domain&gt;/auth/mobile/</w:t>
+        <w:t xml:space="preserve">http://&lt;domain&gt;/association/login</w:t>
+      </w:r>
+    </w:p>
+    <w:p>
+      <w:pPr>
+        <w:pStyle w:val="ListParagraph"/>
+        <w:numPr>
+          <w:ilvl w:val="0"/>
+          <w:numId w:val="1"/>
+        </w:numPr>
+        <w:spacing w:after="30" w:before="30"/>
+      </w:pPr>
+      <w:r>
+        <w:rPr>
+          <w:b/>
+          <w:bCs/>
+        </w:rPr>
+        <w:t xml:space="preserve">Giao diện nhận diện</w:t>
+      </w:r>
+      <w:r>
+        <w:t xml:space="preserve">: Tông màu Sapphire Navy (</w:t>
+      </w:r>
+      <w:r>
+        <w:rPr>
+          <w:rFonts w:ascii="Consolas" w:cs="Consolas" w:eastAsia="Consolas" w:hAnsi="Consolas"/>
+          <w:color w:val="B45309"/>
+        </w:rPr>
+        <w:t xml:space="preserve">#0B0F19</w:t>
+      </w:r>
+      <w:r>
+        <w:t xml:space="preserve">) đặc trưng, Logo CLB Doanh Nhân CEO 1983, nút chuyển ngôn ngữ </w:t>
+      </w:r>
+      <w:r>
+        <w:rPr>
+          <w:rFonts w:ascii="Consolas" w:cs="Consolas" w:eastAsia="Consolas" w:hAnsi="Consolas"/>
+          <w:color w:val="B45309"/>
+        </w:rPr>
+        <w:t xml:space="preserve">LuxuryLangSwitcher</w:t>
+      </w:r>
+      <w:r>
+        <w:t xml:space="preserve"> tinh tế. Hoàn toàn độc lập, không có nút chuyển sang ViOne.</w:t>
       </w:r>
     </w:p>
     <w:p>
@@ -7641,7 +8306,7 @@
           <w:b/>
           <w:bCs/>
         </w:rPr>
-        <w:t xml:space="preserve">Nhập Mã Hội viên</w:t>
+        <w:t xml:space="preserve">Nhập Mã Hội viên hoặc Email</w:t>
       </w:r>
       <w:r>
         <w:t xml:space="preserve">: Nhập mã thẻ định danh (ví dụ </w:t>
@@ -7654,7 +8319,7 @@
         <w:t xml:space="preserve">M1983-002</w:t>
       </w:r>
       <w:r>
-        <w:t xml:space="preserve">) và mật khẩu.</w:t>
+        <w:t xml:space="preserve">) hoặc email đã đăng ký và mật khẩu.</w:t>
       </w:r>
     </w:p>
     <w:p>
@@ -7671,10 +8336,10 @@
           <w:b/>
           <w:bCs/>
         </w:rPr>
-        <w:t xml:space="preserve">Quét Thẻ NFC / Mã QR</w:t>
-      </w:r>
-      <w:r>
-        <w:t xml:space="preserve">: Chạm thẻ vật lý vào lưng điện thoại hoặc bật camera quét mã QR in trên thẻ để vào app ngay tức thì trong 1 giây.</w:t>
+        <w:t xml:space="preserve">Kích hoạt Tài khoản Hội viên</w:t>
+      </w:r>
+      <w:r>
+        <w:t xml:space="preserve">: Nút "Kích hoạt tài khoản" dành riêng cho hội viên mới được Ban Thư ký phê duyệt.</w:t>
       </w:r>
     </w:p>
     <w:p>
@@ -7691,10 +8356,10 @@
           <w:b/>
           <w:bCs/>
         </w:rPr>
-        <w:t xml:space="preserve">Chuyển đổi Hiệp hội</w:t>
-      </w:r>
-      <w:r>
-        <w:t xml:space="preserve">: Đối với doanh nhân sinh hoạt tại nhiều CLB, giao diện cho phép chọn đúng chi hội cần thao tác.</w:t>
+        <w:t xml:space="preserve">Quên mật khẩu &amp; Hỗ trợ</w:t>
+      </w:r>
+      <w:r>
+        <w:t xml:space="preserve">: Liên kết phục hồi mật khẩu và hỗ trợ trực tiếp từ Ban Thư ký.</w:t>
       </w:r>
     </w:p>
     <w:p>
